--- a/companion/_archive/reference_library.docx
+++ b/companion/_archive/reference_library.docx
@@ -718,7 +718,7 @@
     </w:p>
     <w:p>
       <w:r>
-        <w:t>&lt;!-- 16:9 slide deck: Cover -&gt; Relationship Map -&gt; Narrative Arc -&gt; Onepage -&gt; Supplementary -&gt; References --&gt;&lt;div class="deck"&gt;  &lt;!-- 1. Cover --&gt;  &lt;section class="slide cover active"&gt;    &lt;h1 class="anim"&gt;Project Synthesis&lt;/h1&gt;    &lt;div class="sub anim"&gt;PROJ-001 · CLINICAL / FE / CE&lt;/div&gt;    &lt;div class="meta anim"&gt;&lt;b&gt;Target:&lt;/b&gt; 897249 XX · &lt;b&gt;Generated:&lt;/b&gt; 2026-07-23&lt;/div&gt;  &lt;/section&gt;  &lt;!-- 2. Relationship Map (S3): mermaid fills the whole 16:9 slide --&gt;  &lt;section class="slide"&gt;    &lt;div class="slide-label"&gt;Relationship Map (S3)&lt;/div&gt;    &lt;div class="mermaid-host" style="height:100%"&gt;&lt;pre class="mermaid"&gt;      graph TD        A[Target 897249 XX] --&gt; B[Efficacy CLINICAL]        A --&gt; C[Sensory FE]        A --&gt; D[Consumer CE]    &lt;/pre&gt;&lt;/div&gt;  &lt;/section&gt;  &lt;!-- 3. Narrative Arc (S4): mermaid fills the whole 16:9 slide --&gt;  &lt;section class="slide"&gt;    &lt;div class="slide-label"&gt;Narrative Arc (S4)&lt;/div&gt;    &lt;div class="mermaid-host" style="height:100%"&gt;&lt;pre class="mermaid"&gt;      journey  title Project Narrative Arc        Background: 1: Target X        Validation: 2: Efficacy confirmed        Tension: 3: Sensory conflict        Resolution: 4: Reformulation path    &lt;/pre&gt;&lt;/div&gt;  &lt;/section&gt;  &lt;!-- 3. Onepage presentation: DENSE multi-block, single 16:9 slide, NO scroll, NO whitespace --&gt;  &lt;section class="slide onepage"&gt;    &lt;div class="slide-head"&gt;&lt;h2&gt;Executive Presentation&lt;/h2&gt;&lt;/div&gt;    &lt;div class="sections"&gt;      &lt;!-- (0) overview — top, full width, compact --&gt;      &lt;div class="overview-card anim"&gt;&lt;div class="one-liner"&gt;Target shows strong efficacy but weak dispensing.&lt;/div&gt;&lt;b&gt;Target:&lt;/b&gt; 897249 XX · &lt;b&gt;Coverage:&lt;/b&gt; CLINICAL / FE / CE · &lt;b&gt;Verdict:&lt;/b&gt; Overall Red&lt;/div&gt;      &lt;!-- body: 2-column dense grid carrying blocks (1)-(6) --&gt;      &lt;div class="density-grid cols-2" style="gap:.6rem"&gt;        &lt;div class="anim"&gt;&lt;div class="slide-label"&gt;Theme &amp;amp; Signal Coverage&lt;/div&gt;          &lt;div class="card-grid cols-3"&gt;            &lt;div class="card"&gt;&lt;h3&gt;CLINICAL&lt;/h3&gt;Yellowness fix · Hydration &lt;span class="citation-ref"&gt;[7]&lt;/span&gt;&lt;/div&gt;            &lt;div class="card"&gt;&lt;h3&gt;FE&lt;/h3&gt;Dispensing ease &lt;span class="citation-ref"&gt;[12]&lt;/span&gt;&lt;/div&gt;            &lt;div class="card"&gt;&lt;h3&gt;CE&lt;/h3&gt;Long-term satisfaction &lt;span class="citation-ref"&gt;[35]&lt;/span&gt;&lt;/div&gt;          &lt;/div&gt;&lt;/div&gt;        &lt;div class="anim"&gt;&lt;div class="slide-label"&gt;Key Metric Highlights&lt;/div&gt;          &lt;div class="card-grid cols-3"&gt;            &lt;div class="card"&gt;Hydration &lt;b&gt;+18.2%&lt;/b&gt; &lt;span class="status-badge status-badge--green"&gt;Green&lt;/span&gt; &lt;span class="citation-ref"&gt;[7]&lt;/span&gt;&lt;/div&gt;            &lt;div class="card"&gt;Yellowness a* &lt;b&gt;-2.3&lt;/b&gt; &lt;span class="status-badge status-badge--green"&gt;Green&lt;/span&gt; &lt;span class="citation-ref"&gt;[7]&lt;/span&gt;&lt;/div&gt;            &lt;div class="card"&gt;Liking &lt;b&gt;4.1/5&lt;/b&gt; &lt;span class="status-badge status-badge--yellow"&gt;Yellow&lt;/span&gt; &lt;span class="citation-ref"&gt;[35]&lt;/span&gt;&lt;/div&gt;          &lt;/div&gt;&lt;/div&gt;        &lt;div class="anim"&gt;&lt;div class="slide-label"&gt;Target vs Comparator&lt;/div&gt;          &lt;div class="vs-row"&gt;            &lt;div class="vs-col"&gt;&lt;b&gt;Target 897249 XX&lt;/b&gt;&lt;br&gt;Hydration +18.2% &lt;span class="citation-ref"&gt;[7]&lt;/span&gt;&lt;/div&gt;            &lt;div class="vs-col"&gt;&lt;b&gt;Comparator 884512 YY&lt;/b&gt;&lt;br&gt;Hydration +12.0% &lt;span class="citation-ref"&gt;[7]&lt;/span&gt;&lt;/div&gt;          &lt;/div&gt;&lt;/div&gt;        &lt;div class="anim"&gt;&lt;div class="slide-label"&gt;Contradictions&lt;/div&gt;          &lt;div class="contradiction-block"&gt;&lt;span class="label"&gt;&amp;#9888; Contradiction&lt;/span&gt;            &lt;div class="vs-row"&gt;&lt;div class="vs-col"&gt;FE: strong instant sensory &lt;span class="citation-ref"&gt;[12]&lt;/span&gt;&lt;/div&gt;            &lt;div class="vs-col"&gt;CE: low long-term satisfaction &lt;span class="citation-ref"&gt;[35]&lt;/span&gt;&lt;/div&gt;&lt;/div&gt;          &lt;/div&gt;&lt;/div&gt;        &lt;div class="anim"&gt;&lt;div class="slide-label"&gt;Risk Rating&lt;/div&gt;          &lt;div class="status-summary"&gt;&lt;span class="status-badge status-badge--red overall"&gt;Overall&lt;/span&gt;            &lt;span class="breakdown"&gt;&lt;span class="status-badge status-badge--green"&gt;CLINICAL&lt;/span&gt;            &lt;span class="status-badge status-badge--yellow"&gt;FE&lt;/span&gt;            &lt;span class="status-badge status-badge--red"&gt;CE&lt;/span&gt;&lt;/span&gt;&lt;/div&gt;&lt;/div&gt;        &lt;div class="anim"&gt;&lt;div class="slide-label"&gt;Compact Data Snapshot&lt;/div&gt;          &lt;table class="data-table"&gt;&lt;thead&gt;&lt;tr&gt;&lt;th&gt;Subject&lt;/th&gt;&lt;th&gt;Metric&lt;/th&gt;&lt;th&gt;Value&lt;/th&gt;&lt;th&gt;Status&lt;/th&gt;&lt;/tr&gt;&lt;/thead&gt;            &lt;tbody&gt;&lt;tr class="check"&gt;&lt;td&gt;897249 XX&lt;/td&gt;&lt;td&gt;Hydration&lt;/td&gt;&lt;td&gt;+18.2%&lt;/td&gt;&lt;td&gt;Green&lt;/td&gt;&lt;/tr&gt;            &lt;tr class="cross"&gt;&lt;td&gt;897249 XX&lt;/td&gt;&lt;td&gt;Long-term liking&lt;/td&gt;&lt;td&gt;4.1/5&lt;/td&gt;&lt;td&gt;Yellow&lt;/td&gt;&lt;/tr&gt;&lt;/tbody&gt;&lt;/table&gt;&lt;/div&gt;      &lt;/div&gt;      &lt;!-- (7) insight — bottom strip --&gt;      &lt;div class="ai-insight anim"&gt;&lt;span class="tag"&gt;AI Insight&lt;/span&gt;Weak dispensing may mask true efficacy; prioritize applicator redesign before reformulation.&lt;/div&gt;    &lt;/div&gt;  &lt;/section&gt;  &lt;!-- 4. Supplementary Information: exhaustive registry (scrolls if needed) --&gt;  &lt;section class="slide supp"&gt;    &lt;div class="slide-head"&gt;&lt;h2&gt;Supplementary Information&lt;/h2&gt;&lt;/div&gt;    &lt;div class="sections"&gt;&lt;table class="data-registry"&gt;      &lt;thead&gt;&lt;tr&gt;&lt;th&gt;#&lt;/th&gt;&lt;th&gt;Subject&lt;/th&gt;&lt;th&gt;Fact / Metric&lt;/th&gt;&lt;th&gt;Status&lt;/th&gt;&lt;th&gt;Src&lt;/th&gt;&lt;/tr&gt;&lt;/thead&gt;      &lt;tbody&gt;&lt;tr&gt;&lt;td&gt;1&lt;/td&gt;&lt;td&gt;897249 XX&lt;/td&gt;&lt;td&gt;Skin hydration +18.2%&lt;/td&gt;&lt;td class="s-green"&gt;Green&lt;/td&gt;&lt;td&gt;[7]&lt;/td&gt;&lt;/tr&gt;&lt;/tbody&gt;    &lt;/table&gt;&lt;/div&gt;  &lt;/section&gt;  &lt;!-- 5. Data reference list --&gt;  &lt;section class="slide"&gt;    &lt;div class="slide-head"&gt;&lt;h2&gt;References&lt;/h2&gt;&lt;/div&gt;    &lt;div class="sections"&gt;&lt;div class="reference-list"&gt;      &lt;div class="ref"&gt;&lt;b&gt;[7]&lt;/b&gt; data/CLINICAL/report.pdf — Page 7&lt;/div&gt;    &lt;/div&gt;&lt;/div&gt;  &lt;/section&gt;&lt;/div&gt;&lt;div class="deck-progress"&gt;&lt;/div&gt;&lt;nav class="deck-nav"&gt;&lt;button class="prev"&gt;&amp;#8249;&lt;/button&gt;&lt;span class="counter"&gt;1 / 5&lt;/span&gt;&lt;button class="next"&gt;&amp;#8250;&lt;/button&gt;&lt;/nav&gt;
+        <w:t>&lt;!-- 16:9 slide deck: Cover -&gt; Relationship Map -&gt; Narrative Arc -&gt; Onepage -&gt; Supplementary -&gt; References --&gt;&lt;div class="deck"&gt;  &lt;!-- 1. Cover --&gt;  &lt;section class="slide cover active"&gt;    &lt;h1 class="anim"&gt;Project Synthesis&lt;/h1&gt;    &lt;div class="sub anim"&gt;PROJ-001 · CLINS / FE / CE&lt;/div&gt;    &lt;div class="meta anim"&gt;&lt;b&gt;Target:&lt;/b&gt; 897249 XX · &lt;b&gt;Generated:&lt;/b&gt; 2026-07-23&lt;/div&gt;  &lt;/section&gt;  &lt;!-- 2. Relationship Map (S3): mermaid fills the whole 16:9 slide --&gt;  &lt;section class="slide"&gt;    &lt;div class="slide-label"&gt;Relationship Map (S3)&lt;/div&gt;    &lt;div class="mermaid-host" style="height:100%"&gt;&lt;pre class="mermaid"&gt;      graph TD        A[Target 897249 XX] --&gt; B[Efficacy CLINS]        A --&gt; C[Sensory FE]        A --&gt; D[Consumer CE]    &lt;/pre&gt;&lt;/div&gt;  &lt;/section&gt;  &lt;!-- 3. Narrative Arc (S4): mermaid fills the whole 16:9 slide --&gt;  &lt;section class="slide"&gt;    &lt;div class="slide-label"&gt;Narrative Arc (S4)&lt;/div&gt;    &lt;div class="mermaid-host" style="height:100%"&gt;&lt;pre class="mermaid"&gt;      journey  title Project Narrative Arc        Background: 1: Target X        Validation: 2: Efficacy confirmed        Tension: 3: Sensory conflict        Resolution: 4: Reformulation path    &lt;/pre&gt;&lt;/div&gt;  &lt;/section&gt;  &lt;!-- 3. Onepage presentation: DENSE multi-block, single 16:9 slide, NO scroll, NO whitespace --&gt;  &lt;section class="slide onepage"&gt;    &lt;div class="slide-head"&gt;&lt;h2&gt;Executive Presentation&lt;/h2&gt;&lt;/div&gt;    &lt;div class="sections"&gt;      &lt;!-- (0) overview — top, full width, compact --&gt;      &lt;div class="overview-card anim"&gt;&lt;div class="one-liner"&gt;Target shows strong efficacy but weak dispensing.&lt;/div&gt;&lt;b&gt;Target:&lt;/b&gt; 897249 XX · &lt;b&gt;Coverage:&lt;/b&gt; CLINS / FE / CE · &lt;b&gt;Verdict:&lt;/b&gt; Overall Red&lt;/div&gt;      &lt;!-- body: 2-column dense grid carrying blocks (1)-(6) --&gt;      &lt;div class="density-grid cols-2" style="gap:.6rem"&gt;        &lt;div class="anim"&gt;&lt;div class="slide-label"&gt;Theme &amp;amp; Signal Coverage&lt;/div&gt;          &lt;div class="card-grid cols-3"&gt;            &lt;div class="card"&gt;&lt;h3&gt;CLINS&lt;/h3&gt;Yellowness fix · Hydration &lt;span class="citation-ref"&gt;[7]&lt;/span&gt;&lt;/div&gt;            &lt;div class="card"&gt;&lt;h3&gt;FE&lt;/h3&gt;Dispensing ease &lt;span class="citation-ref"&gt;[12]&lt;/span&gt;&lt;/div&gt;            &lt;div class="card"&gt;&lt;h3&gt;CE&lt;/h3&gt;Long-term satisfaction &lt;span class="citation-ref"&gt;[35]&lt;/span&gt;&lt;/div&gt;          &lt;/div&gt;&lt;/div&gt;        &lt;div class="anim"&gt;&lt;div class="slide-label"&gt;Key Metric Highlights&lt;/div&gt;          &lt;div class="card-grid cols-3"&gt;            &lt;div class="card"&gt;Hydration &lt;b&gt;+18.2%&lt;/b&gt; &lt;span class="status-badge status-badge--green"&gt;Green&lt;/span&gt; &lt;span class="citation-ref"&gt;[7]&lt;/span&gt;&lt;/div&gt;            &lt;div class="card"&gt;Yellowness a* &lt;b&gt;-2.3&lt;/b&gt; &lt;span class="status-badge status-badge--green"&gt;Green&lt;/span&gt; &lt;span class="citation-ref"&gt;[7]&lt;/span&gt;&lt;/div&gt;            &lt;div class="card"&gt;Liking &lt;b&gt;4.1/5&lt;/b&gt; &lt;span class="status-badge status-badge--yellow"&gt;Yellow&lt;/span&gt; &lt;span class="citation-ref"&gt;[35]&lt;/span&gt;&lt;/div&gt;          &lt;/div&gt;&lt;/div&gt;        &lt;div class="anim"&gt;&lt;div class="slide-label"&gt;Target vs Comparator&lt;/div&gt;          &lt;div class="vs-row"&gt;            &lt;div class="vs-col"&gt;&lt;b&gt;Target 897249 XX&lt;/b&gt;&lt;br&gt;Hydration +18.2% &lt;span class="citation-ref"&gt;[7]&lt;/span&gt;&lt;/div&gt;            &lt;div class="vs-col"&gt;&lt;b&gt;Comparator 884512 YY&lt;/b&gt;&lt;br&gt;Hydration +12.0% &lt;span class="citation-ref"&gt;[7]&lt;/span&gt;&lt;/div&gt;          &lt;/div&gt;&lt;/div&gt;        &lt;div class="anim"&gt;&lt;div class="slide-label"&gt;Contradictions&lt;/div&gt;          &lt;div class="contradiction-block"&gt;&lt;span class="label"&gt;&amp;#9888; Contradiction&lt;/span&gt;            &lt;div class="vs-row"&gt;&lt;div class="vs-col"&gt;FE: strong instant sensory &lt;span class="citation-ref"&gt;[12]&lt;/span&gt;&lt;/div&gt;            &lt;div class="vs-col"&gt;CE: low long-term satisfaction &lt;span class="citation-ref"&gt;[35]&lt;/span&gt;&lt;/div&gt;&lt;/div&gt;          &lt;/div&gt;&lt;/div&gt;        &lt;div class="anim"&gt;&lt;div class="slide-label"&gt;Risk Rating&lt;/div&gt;          &lt;div class="status-summary"&gt;&lt;span class="status-badge status-badge--red overall"&gt;Overall&lt;/span&gt;            &lt;span class="breakdown"&gt;&lt;span class="status-badge status-badge--green"&gt;CLINS&lt;/span&gt;            &lt;span class="status-badge status-badge--yellow"&gt;FE&lt;/span&gt;            &lt;span class="status-badge status-badge--red"&gt;CE&lt;/span&gt;&lt;/span&gt;&lt;/div&gt;&lt;/div&gt;        &lt;div class="anim"&gt;&lt;div class="slide-label"&gt;Compact Data Snapshot&lt;/div&gt;          &lt;table class="data-table"&gt;&lt;thead&gt;&lt;tr&gt;&lt;th&gt;Subject&lt;/th&gt;&lt;th&gt;Metric&lt;/th&gt;&lt;th&gt;Value&lt;/th&gt;&lt;th&gt;Status&lt;/th&gt;&lt;/tr&gt;&lt;/thead&gt;            &lt;tbody&gt;&lt;tr class="check"&gt;&lt;td&gt;897249 XX&lt;/td&gt;&lt;td&gt;Hydration&lt;/td&gt;&lt;td&gt;+18.2%&lt;/td&gt;&lt;td&gt;Green&lt;/td&gt;&lt;/tr&gt;            &lt;tr class="cross"&gt;&lt;td&gt;897249 XX&lt;/td&gt;&lt;td&gt;Long-term liking&lt;/td&gt;&lt;td&gt;4.1/5&lt;/td&gt;&lt;td&gt;Yellow&lt;/td&gt;&lt;/tr&gt;&lt;/tbody&gt;&lt;/table&gt;&lt;/div&gt;      &lt;/div&gt;      &lt;!-- (7) insight — bottom strip --&gt;      &lt;div class="ai-insight anim"&gt;&lt;span class="tag"&gt;AI Insight&lt;/span&gt;Weak dispensing may mask true efficacy; prioritize applicator redesign before reformulation.&lt;/div&gt;    &lt;/div&gt;  &lt;/section&gt;  &lt;!-- 4. Supplementary Information: exhaustive registry (scrolls if needed) --&gt;  &lt;section class="slide supp"&gt;    &lt;div class="slide-head"&gt;&lt;h2&gt;Supplementary Information&lt;/h2&gt;&lt;/div&gt;    &lt;div class="sections"&gt;&lt;table class="data-registry"&gt;      &lt;thead&gt;&lt;tr&gt;&lt;th&gt;#&lt;/th&gt;&lt;th&gt;Subject&lt;/th&gt;&lt;th&gt;Fact / Metric&lt;/th&gt;&lt;th&gt;Status&lt;/th&gt;&lt;th&gt;Src&lt;/th&gt;&lt;/tr&gt;&lt;/thead&gt;      &lt;tbody&gt;&lt;tr&gt;&lt;td&gt;1&lt;/td&gt;&lt;td&gt;897249 XX&lt;/td&gt;&lt;td&gt;Skin hydration +18.2%&lt;/td&gt;&lt;td class="s-green"&gt;Green&lt;/td&gt;&lt;td&gt;[7]&lt;/td&gt;&lt;/tr&gt;&lt;/tbody&gt;    &lt;/table&gt;&lt;/div&gt;  &lt;/section&gt;  &lt;!-- 5. Data reference list --&gt;  &lt;section class="slide"&gt;    &lt;div class="slide-head"&gt;&lt;h2&gt;References&lt;/h2&gt;&lt;/div&gt;    &lt;div class="sections"&gt;&lt;div class="reference-list"&gt;      &lt;div class="ref"&gt;&lt;b&gt;[7]&lt;/b&gt; data/CLINS/report.pdf — Page 7&lt;/div&gt;    &lt;/div&gt;&lt;/div&gt;  &lt;/section&gt;&lt;/div&gt;&lt;div class="deck-progress"&gt;&lt;/div&gt;&lt;nav class="deck-nav"&gt;&lt;button class="prev"&gt;&amp;#8249;&lt;/button&gt;&lt;span class="counter"&gt;1 / 5&lt;/span&gt;&lt;button class="next"&gt;&amp;#8250;&lt;/button&gt;&lt;/nav&gt;
 </w:t>
       </w:r>
     </w:p>
